--- a/examples/anomalies/doc/84-autoencoder-han_autoenc_stacked_ed.docx
+++ b/examples/anomalies/doc/84-autoencoder-han_autoenc_stacked_ed.docx
@@ -137,6 +137,45 @@
       <w:pPr>
         <w:pStyle w:val="SourceCode"/>
       </w:pPr>
+      <w:r>
+        <w:rPr>
+          <w:rStyle w:val="FunctionTok"/>
+        </w:rPr>
+        <w:t xml:space="preserve">source</w:t>
+      </w:r>
+      <w:r>
+        <w:rPr>
+          <w:rStyle w:val="NormalTok"/>
+        </w:rPr>
+        <w:t xml:space="preserve">(</w:t>
+      </w:r>
+      <w:r>
+        <w:rPr>
+          <w:rStyle w:val="FunctionTok"/>
+        </w:rPr>
+        <w:t xml:space="preserve">url</w:t>
+      </w:r>
+      <w:r>
+        <w:rPr>
+          <w:rStyle w:val="NormalTok"/>
+        </w:rPr>
+        <w:t xml:space="preserve">(</w:t>
+      </w:r>
+      <w:r>
+        <w:rPr>
+          <w:rStyle w:val="StringTok"/>
+        </w:rPr>
+        <w:t xml:space="preserve">"https://raw.githubusercontent.com/cefet-rj-dal/harbinger/master/examples/seed.R"</w:t>
+      </w:r>
+      <w:r>
+        <w:rPr>
+          <w:rStyle w:val="NormalTok"/>
+        </w:rPr>
+        <w:t xml:space="preserve">))</w:t>
+      </w:r>
+      <w:r>
+        <w:br/>
+      </w:r>
       <w:r>
         <w:rPr>
           <w:rStyle w:val="CommentTok"/>
@@ -579,6 +618,21 @@
       </w:r>
       <w:r>
         <w:rPr>
+          <w:rStyle w:val="FunctionTok"/>
+        </w:rPr>
+        <w:t xml:space="preserve">set_example_seed</w:t>
+      </w:r>
+      <w:r>
+        <w:rPr>
+          <w:rStyle w:val="NormalTok"/>
+        </w:rPr>
+        <w:t xml:space="preserve">()</w:t>
+      </w:r>
+      <w:r>
+        <w:br/>
+      </w:r>
+      <w:r>
+        <w:rPr>
           <w:rStyle w:val="NormalTok"/>
         </w:rPr>
         <w:t xml:space="preserve">  model </w:t>
@@ -803,7 +857,7 @@
         <w:rPr>
           <w:rStyle w:val="VerbatimChar"/>
         </w:rPr>
-        <w:t xml:space="preserve">## 1  50  TRUE anomaly</w:t>
+        <w:t xml:space="preserve">## 1  52  TRUE anomaly</w:t>
       </w:r>
     </w:p>
     <w:bookmarkEnd w:id="17"/>
@@ -966,7 +1020,7 @@
         <w:rPr>
           <w:rStyle w:val="VerbatimChar"/>
         </w:rPr>
-        <w:t xml:space="preserve">## TRUE      1     0    </w:t>
+        <w:t xml:space="preserve">## TRUE      0     1    </w:t>
       </w:r>
       <w:r>
         <w:br/>
@@ -975,7 +1029,7 @@
         <w:rPr>
           <w:rStyle w:val="VerbatimChar"/>
         </w:rPr>
-        <w:t xml:space="preserve">## FALSE     0     100</w:t>
+        <w:t xml:space="preserve">## FALSE     1     99</w:t>
       </w:r>
     </w:p>
     <w:bookmarkEnd w:id="18"/>
@@ -1066,7 +1120,7 @@
               <a:graphicData uri="http://schemas.openxmlformats.org/drawingml/2006/picture">
                 <pic:pic>
                   <pic:nvPicPr>
-                    <pic:cNvPr descr="/home/gpca/harbinger/examples/anomalies/doc/84-autoencoder-han_autoenc_stacked_ed_files/afec30626f55b769805c4183d4f4a2d6dc033e5a.png" id="21" name="Picture"/>
+                    <pic:cNvPr descr="/home/gpca/harbinger/examples/anomalies/doc/84-autoencoder-han_autoenc_stacked_ed_files/58277a5e1a2f35161ed1d6a218120a8083a078a2.png" id="21" name="Picture"/>
                     <pic:cNvPicPr>
                       <a:picLocks noChangeArrowheads="1" noChangeAspect="1"/>
                     </pic:cNvPicPr>
@@ -1217,7 +1271,7 @@
               <a:graphicData uri="http://schemas.openxmlformats.org/drawingml/2006/picture">
                 <pic:pic>
                   <pic:nvPicPr>
-                    <pic:cNvPr descr="/home/gpca/harbinger/examples/anomalies/doc/84-autoencoder-han_autoenc_stacked_ed_files/5565a44ec358b10f668fa6fbd7d896b87ba32c8f.png" id="24" name="Picture"/>
+                    <pic:cNvPr descr="/home/gpca/harbinger/examples/anomalies/doc/84-autoencoder-han_autoenc_stacked_ed_files/9a6bd312932fa1bc91f3f715a880dbc8d51fbc60.png" id="24" name="Picture"/>
                     <pic:cNvPicPr>
                       <a:picLocks noChangeArrowheads="1" noChangeAspect="1"/>
                     </pic:cNvPicPr>
